--- a/custom_addons/gamma_integration/documents/gestión stock/doc_dev 1.docx
+++ b/custom_addons/gamma_integration/documents/gestión stock/doc_dev 1.docx
@@ -14,160 +14,79 @@
           <w:b/>
           <w:bCs/>
         </w:rPr>
-        <w:t xml:space="preserve">El proyecto estará dentro de </w:t>
-      </w:r>
-      <w:proofErr w:type="spellStart"/>
-      <w:r>
+        <w:t xml:space="preserve">URL base: </w:t>
+      </w:r>
+      <w:hyperlink r:id="rId5" w:history="1">
+        <w:r>
+          <w:rPr>
+            <w:rStyle w:val="Hipervnculo"/>
+            <w:b/>
+            <w:bCs/>
+          </w:rPr>
+          <w:t>https://ws.gammaasociados.com/v1/asociado</w:t>
+        </w:r>
+      </w:hyperlink>
+    </w:p>
+    <w:p>
+      <w:pPr>
         <w:rPr>
           <w:b/>
           <w:bCs/>
         </w:rPr>
-        <w:t>Github</w:t>
-      </w:r>
-      <w:proofErr w:type="spellEnd"/>
+      </w:pPr>
       <w:r>
         <w:rPr>
           <w:b/>
           <w:bCs/>
         </w:rPr>
-        <w:t xml:space="preserve"> dentro del repositorio de Auren (</w:t>
-      </w:r>
-      <w:proofErr w:type="gramStart"/>
+        <w:t xml:space="preserve">Usuario: </w:t>
+      </w:r>
       <w:r>
         <w:rPr>
           <w:b/>
           <w:bCs/>
         </w:rPr>
-        <w:t>P.X2.BCN.TI.</w:t>
-      </w:r>
-      <w:proofErr w:type="gramEnd"/>
-      <w:r>
+        <w:t>1023webserviceG</w:t>
+      </w:r>
+    </w:p>
+    <w:p>
+      <w:pPr>
         <w:rPr>
           <w:b/>
           <w:bCs/>
         </w:rPr>
-        <w:t>032.005</w:t>
-      </w:r>
+      </w:pPr>
       <w:r>
         <w:rPr>
           <w:b/>
           <w:bCs/>
         </w:rPr>
-        <w:t>)</w:t>
-      </w:r>
-    </w:p>
-    <w:p>
-      <w:pPr>
+        <w:t>Contraseña</w:t>
+      </w:r>
+      <w:proofErr w:type="gramStart"/>
+      <w:r>
         <w:rPr>
           <w:b/>
           <w:bCs/>
         </w:rPr>
-      </w:pPr>
-    </w:p>
-    <w:p>
-      <w:pPr>
+        <w:t xml:space="preserve">: </w:t>
+      </w:r>
+      <w:r>
         <w:rPr>
           <w:b/>
           <w:bCs/>
         </w:rPr>
-      </w:pPr>
+        <w:t>]</w:t>
+      </w:r>
+      <w:proofErr w:type="gramEnd"/>
       <w:r>
         <w:rPr>
           <w:b/>
           <w:bCs/>
         </w:rPr>
-        <w:t>General:</w:t>
-      </w:r>
-    </w:p>
-    <w:p>
-      <w:r>
-        <w:t xml:space="preserve">Para este desarrollo se realizar </w:t>
-      </w:r>
-      <w:r>
-        <w:t>un nuevo módulo denominado</w:t>
-      </w:r>
-      <w:r>
-        <w:t xml:space="preserve"> “</w:t>
-      </w:r>
-      <w:proofErr w:type="spellStart"/>
-      <w:r>
-        <w:t>gamma_integration</w:t>
-      </w:r>
-      <w:proofErr w:type="spellEnd"/>
-      <w:r>
-        <w:t>”, el módulo se tiene que desarrollar en versión 18, dentro del módulo todos los ficheros deberán tener el prefijo “</w:t>
-      </w:r>
-      <w:proofErr w:type="spellStart"/>
-      <w:r>
-        <w:t>gamint</w:t>
-      </w:r>
-      <w:proofErr w:type="spellEnd"/>
-      <w:r>
-        <w:t>”, en el caso de campos que se creen en módulos estándares la nomenclatura del campo tendrá que ser “</w:t>
-      </w:r>
-      <w:proofErr w:type="spellStart"/>
-      <w:r>
-        <w:t>gi</w:t>
-      </w:r>
-      <w:proofErr w:type="spellEnd"/>
-      <w:r>
-        <w:t>”</w:t>
-      </w:r>
-    </w:p>
-    <w:p>
-      <w:r>
-        <w:t>Ejemplo de nuevo modelo:</w:t>
-      </w:r>
-    </w:p>
-    <w:p>
-      <w:r>
-        <w:t>g</w:t>
-      </w:r>
-      <w:r>
-        <w:t>amint_res_partner.py</w:t>
-      </w:r>
-    </w:p>
-    <w:p>
-      <w:r>
-        <w:t xml:space="preserve">Ejemplo de nuevo campo dentro de modelo existente </w:t>
-      </w:r>
-    </w:p>
-    <w:p>
-      <w:proofErr w:type="spellStart"/>
-      <w:r>
-        <w:t>g</w:t>
-      </w:r>
-      <w:r>
-        <w:t>i_codigo_cliente</w:t>
-      </w:r>
-      <w:proofErr w:type="spellEnd"/>
-      <w:r>
-        <w:t xml:space="preserve"> = </w:t>
-      </w:r>
-      <w:proofErr w:type="spellStart"/>
-      <w:proofErr w:type="gramStart"/>
-      <w:r>
-        <w:t>fields.Char</w:t>
-      </w:r>
-      <w:proofErr w:type="spellEnd"/>
-      <w:proofErr w:type="gramEnd"/>
-      <w:r>
-        <w:t>()</w:t>
-      </w:r>
-    </w:p>
-    <w:p/>
-    <w:p>
-      <w:r>
-        <w:t>Todo lo tachado son propuestas que se han dese</w:t>
-      </w:r>
-      <w:r>
-        <w:t>s</w:t>
-      </w:r>
-      <w:r>
-        <w:t>timado.</w:t>
-      </w:r>
-    </w:p>
-    <w:p/>
+        <w:t>$GOF=IhBvAIDq7vkMQ</w:t>
+      </w:r>
+    </w:p>
     <w:p>
       <w:pPr>
         <w:rPr>
@@ -175,34 +94,145 @@
           <w:bCs/>
         </w:rPr>
       </w:pPr>
-      <w:r>
+    </w:p>
+    <w:p>
+      <w:pPr>
         <w:rPr>
           <w:b/>
           <w:bCs/>
         </w:rPr>
+      </w:pPr>
+      <w:r>
+        <w:rPr>
+          <w:b/>
+          <w:bCs/>
+        </w:rPr>
+        <w:t>El proyecto estará dentro de Github dentro del repositorio de Auren (</w:t>
+      </w:r>
+      <w:proofErr w:type="gramStart"/>
+      <w:r>
+        <w:rPr>
+          <w:b/>
+          <w:bCs/>
+        </w:rPr>
+        <w:t>P.X2.BCN.TI.</w:t>
+      </w:r>
+      <w:proofErr w:type="gramEnd"/>
+      <w:r>
+        <w:rPr>
+          <w:b/>
+          <w:bCs/>
+        </w:rPr>
+        <w:t>032.005</w:t>
+      </w:r>
+      <w:r>
+        <w:rPr>
+          <w:b/>
+          <w:bCs/>
+        </w:rPr>
+        <w:t>)</w:t>
+      </w:r>
+    </w:p>
+    <w:p>
+      <w:pPr>
+        <w:rPr>
+          <w:b/>
+          <w:bCs/>
+        </w:rPr>
+      </w:pPr>
+    </w:p>
+    <w:p>
+      <w:pPr>
+        <w:rPr>
+          <w:b/>
+          <w:bCs/>
+        </w:rPr>
+      </w:pPr>
+      <w:r>
+        <w:rPr>
+          <w:b/>
+          <w:bCs/>
+        </w:rPr>
+        <w:t>General:</w:t>
+      </w:r>
+    </w:p>
+    <w:p>
+      <w:r>
+        <w:t xml:space="preserve">Para este desarrollo se realizar </w:t>
+      </w:r>
+      <w:r>
+        <w:t>un nuevo módulo denominado</w:t>
+      </w:r>
+      <w:r>
+        <w:t xml:space="preserve"> “gamma_integration”, el módulo se tiene que desarrollar en versión 18, dentro del módulo todos los ficheros deberán tener el prefijo “gamint”, en el caso de campos que se creen en módulos estándares la nomenclatura del campo tendrá que ser “gi”</w:t>
+      </w:r>
+    </w:p>
+    <w:p>
+      <w:r>
+        <w:t>Ejemplo de nuevo modelo:</w:t>
+      </w:r>
+    </w:p>
+    <w:p>
+      <w:r>
+        <w:t>g</w:t>
+      </w:r>
+      <w:r>
+        <w:t>amint_res_partner.py</w:t>
+      </w:r>
+    </w:p>
+    <w:p>
+      <w:r>
+        <w:t xml:space="preserve">Ejemplo de nuevo campo dentro de modelo existente </w:t>
+      </w:r>
+    </w:p>
+    <w:p>
+      <w:r>
+        <w:t>g</w:t>
+      </w:r>
+      <w:r>
+        <w:t xml:space="preserve">i_codigo_cliente = </w:t>
+      </w:r>
+      <w:proofErr w:type="gramStart"/>
+      <w:r>
+        <w:t>fields.Char</w:t>
+      </w:r>
+      <w:proofErr w:type="gramEnd"/>
+      <w:r>
+        <w:t>()</w:t>
+      </w:r>
+    </w:p>
+    <w:p/>
+    <w:p>
+      <w:r>
+        <w:t>Todo lo tachado son propuestas que se han dese</w:t>
+      </w:r>
+      <w:r>
+        <w:t>s</w:t>
+      </w:r>
+      <w:r>
+        <w:t>timado.</w:t>
+      </w:r>
+    </w:p>
+    <w:p/>
+    <w:p>
+      <w:pPr>
+        <w:rPr>
+          <w:b/>
+          <w:bCs/>
+        </w:rPr>
+      </w:pPr>
+      <w:r>
+        <w:rPr>
+          <w:b/>
+          <w:bCs/>
+        </w:rPr>
         <w:t xml:space="preserve">Parametrización </w:t>
       </w:r>
     </w:p>
     <w:p/>
     <w:p>
       <w:r>
-        <w:t>Se tendrá que crear un apartado de “</w:t>
-      </w:r>
-      <w:proofErr w:type="spellStart"/>
-      <w:r>
-        <w:t>Settings</w:t>
-      </w:r>
-      <w:proofErr w:type="spellEnd"/>
-      <w:r>
-        <w:t xml:space="preserve">” para la aplicación, en este apartado se realizara toda la configuración base para poder ejecutar los </w:t>
-      </w:r>
-      <w:proofErr w:type="spellStart"/>
-      <w:r>
-        <w:t>webservice</w:t>
-      </w:r>
-      <w:proofErr w:type="spellEnd"/>
-      <w:r>
-        <w:t>, toda la configuración que comentaremos a continuación tiene que estar a nivel de Company nunca a nivel general.</w:t>
+        <w:t>Se tendrá que crear un apartado de “Settings” para la aplicación, en este apartado se realizara toda la configuración base para poder ejecutar los webservice, toda la configuración que comentaremos a continuación tiene que estar a nivel de Company nunca a nivel general.</w:t>
       </w:r>
     </w:p>
     <w:p>
@@ -229,7 +259,7 @@
                     <pic:cNvPicPr/>
                   </pic:nvPicPr>
                   <pic:blipFill>
-                    <a:blip r:embed="rId5"/>
+                    <a:blip r:embed="rId6"/>
                     <a:stretch>
                       <a:fillRect/>
                     </a:stretch>
@@ -258,6 +288,7 @@
         <w:rPr>
           <w:noProof/>
         </w:rPr>
+        <w:lastRenderedPageBreak/>
         <w:drawing>
           <wp:inline distT="0" distB="0" distL="0" distR="0" wp14:anchorId="7F1B87F8" wp14:editId="5137949B">
             <wp:extent cx="5400040" cy="1266825"/>
@@ -274,7 +305,7 @@
                     <pic:cNvPicPr/>
                   </pic:nvPicPr>
                   <pic:blipFill>
-                    <a:blip r:embed="rId6"/>
+                    <a:blip r:embed="rId7"/>
                     <a:stretch>
                       <a:fillRect/>
                     </a:stretch>
@@ -304,15 +335,7 @@
         <w:t>parámetros</w:t>
       </w:r>
       <w:r>
-        <w:t xml:space="preserve"> dentro de </w:t>
-      </w:r>
-      <w:proofErr w:type="spellStart"/>
-      <w:r>
-        <w:t>settings</w:t>
-      </w:r>
-      <w:proofErr w:type="spellEnd"/>
-      <w:r>
-        <w:t xml:space="preserve"> del </w:t>
+        <w:t xml:space="preserve"> dentro de settings del </w:t>
       </w:r>
       <w:r>
         <w:t>módulo</w:t>
@@ -340,7 +363,6 @@
           </w:tcPr>
           <w:p>
             <w:r>
-              <w:lastRenderedPageBreak/>
               <w:t>Campo</w:t>
             </w:r>
           </w:p>
@@ -372,14 +394,12 @@
             <w:tcW w:w="2881" w:type="dxa"/>
           </w:tcPr>
           <w:p>
-            <w:proofErr w:type="spellStart"/>
             <w:r>
               <w:t>gi_url</w:t>
             </w:r>
             <w:r>
               <w:t>_base</w:t>
             </w:r>
-            <w:proofErr w:type="spellEnd"/>
           </w:p>
         </w:tc>
         <w:tc>
@@ -387,19 +407,9 @@
             <w:tcW w:w="2881" w:type="dxa"/>
           </w:tcPr>
           <w:p>
-            <w:proofErr w:type="spellStart"/>
-            <w:r>
-              <w:t>url</w:t>
-            </w:r>
-            <w:proofErr w:type="spellEnd"/>
-            <w:r>
-              <w:t xml:space="preserve"> del </w:t>
-            </w:r>
-            <w:proofErr w:type="spellStart"/>
-            <w:r>
-              <w:t>webservice</w:t>
-            </w:r>
-            <w:proofErr w:type="spellEnd"/>
+            <w:r>
+              <w:t>url del webservice</w:t>
+            </w:r>
             <w:r>
               <w:t xml:space="preserve"> base</w:t>
             </w:r>
@@ -410,11 +420,9 @@
             <w:tcW w:w="2882" w:type="dxa"/>
           </w:tcPr>
           <w:p>
-            <w:proofErr w:type="spellStart"/>
             <w:r>
               <w:t>Char</w:t>
             </w:r>
-            <w:proofErr w:type="spellEnd"/>
           </w:p>
         </w:tc>
       </w:tr>
@@ -424,11 +432,9 @@
             <w:tcW w:w="2881" w:type="dxa"/>
           </w:tcPr>
           <w:p>
-            <w:proofErr w:type="spellStart"/>
             <w:r>
               <w:t>gi_user</w:t>
             </w:r>
-            <w:proofErr w:type="spellEnd"/>
           </w:p>
         </w:tc>
         <w:tc>
@@ -437,13 +443,8 @@
           </w:tcPr>
           <w:p>
             <w:r>
-              <w:t xml:space="preserve">Usuario de conexión del </w:t>
-            </w:r>
-            <w:proofErr w:type="spellStart"/>
-            <w:r>
-              <w:t>webservice</w:t>
-            </w:r>
-            <w:proofErr w:type="spellEnd"/>
+              <w:t>Usuario de conexión del webservice</w:t>
+            </w:r>
           </w:p>
         </w:tc>
         <w:tc>
@@ -451,11 +452,9 @@
             <w:tcW w:w="2882" w:type="dxa"/>
           </w:tcPr>
           <w:p>
-            <w:proofErr w:type="spellStart"/>
             <w:r>
               <w:t>Char</w:t>
             </w:r>
-            <w:proofErr w:type="spellEnd"/>
           </w:p>
         </w:tc>
       </w:tr>
@@ -465,16 +464,9 @@
             <w:tcW w:w="2881" w:type="dxa"/>
           </w:tcPr>
           <w:p>
-            <w:proofErr w:type="spellStart"/>
-            <w:r>
-              <w:t>gi_</w:t>
-            </w:r>
-            <w:proofErr w:type="gramStart"/>
-            <w:r>
-              <w:t>password</w:t>
-            </w:r>
-            <w:proofErr w:type="spellEnd"/>
-            <w:proofErr w:type="gramEnd"/>
+            <w:r>
+              <w:t>gi_password</w:t>
+            </w:r>
           </w:p>
         </w:tc>
         <w:tc>
@@ -483,13 +475,8 @@
           </w:tcPr>
           <w:p>
             <w:r>
-              <w:t xml:space="preserve">Password de conexión </w:t>
-            </w:r>
-            <w:proofErr w:type="spellStart"/>
-            <w:r>
-              <w:t>webservice</w:t>
-            </w:r>
-            <w:proofErr w:type="spellEnd"/>
+              <w:t>Password de conexión webservice</w:t>
+            </w:r>
           </w:p>
         </w:tc>
         <w:tc>
@@ -497,19 +484,9 @@
             <w:tcW w:w="2882" w:type="dxa"/>
           </w:tcPr>
           <w:p>
-            <w:proofErr w:type="spellStart"/>
-            <w:r>
-              <w:t>Char</w:t>
-            </w:r>
-            <w:proofErr w:type="spellEnd"/>
-            <w:r>
-              <w:t xml:space="preserve">, widget </w:t>
-            </w:r>
-            <w:proofErr w:type="gramStart"/>
-            <w:r>
-              <w:t>password</w:t>
-            </w:r>
-            <w:proofErr w:type="gramEnd"/>
+            <w:r>
+              <w:t>Char, widget password</w:t>
+            </w:r>
           </w:p>
         </w:tc>
       </w:tr>
@@ -519,11 +496,9 @@
             <w:tcW w:w="2881" w:type="dxa"/>
           </w:tcPr>
           <w:p>
-            <w:proofErr w:type="spellStart"/>
             <w:r>
               <w:t>gi_token</w:t>
             </w:r>
-            <w:proofErr w:type="spellEnd"/>
           </w:p>
         </w:tc>
         <w:tc>
@@ -541,11 +516,9 @@
             <w:tcW w:w="2882" w:type="dxa"/>
           </w:tcPr>
           <w:p>
-            <w:proofErr w:type="spellStart"/>
             <w:r>
               <w:t>Char</w:t>
             </w:r>
-            <w:proofErr w:type="spellEnd"/>
           </w:p>
         </w:tc>
       </w:tr>
@@ -555,14 +528,12 @@
             <w:tcW w:w="2881" w:type="dxa"/>
           </w:tcPr>
           <w:p>
-            <w:proofErr w:type="spellStart"/>
             <w:r>
               <w:t>gi_code_</w:t>
             </w:r>
             <w:r>
               <w:t>asociate</w:t>
             </w:r>
-            <w:proofErr w:type="spellEnd"/>
           </w:p>
         </w:tc>
         <w:tc>
@@ -580,11 +551,9 @@
             <w:tcW w:w="2882" w:type="dxa"/>
           </w:tcPr>
           <w:p>
-            <w:proofErr w:type="spellStart"/>
             <w:r>
               <w:t>Char</w:t>
             </w:r>
-            <w:proofErr w:type="spellEnd"/>
           </w:p>
         </w:tc>
       </w:tr>
@@ -594,14 +563,12 @@
             <w:tcW w:w="2881" w:type="dxa"/>
           </w:tcPr>
           <w:p>
-            <w:proofErr w:type="spellStart"/>
             <w:r>
               <w:t>g</w:t>
             </w:r>
             <w:r>
               <w:t>i_due_data_token</w:t>
             </w:r>
-            <w:proofErr w:type="spellEnd"/>
           </w:p>
         </w:tc>
         <w:tc>
@@ -610,15 +577,7 @@
           </w:tcPr>
           <w:p>
             <w:r>
-              <w:t xml:space="preserve">Fecha de caducidad del token, en cada llamada del </w:t>
-            </w:r>
-            <w:proofErr w:type="spellStart"/>
-            <w:r>
-              <w:t>webservice</w:t>
-            </w:r>
-            <w:proofErr w:type="spellEnd"/>
-            <w:r>
-              <w:t xml:space="preserve"> será necesario revisar la validez</w:t>
+              <w:t>Fecha de caducidad del token, en cada llamada del webservice será necesario revisar la validez</w:t>
             </w:r>
           </w:p>
         </w:tc>
@@ -644,14 +603,12 @@
                 <w:strike/>
               </w:rPr>
             </w:pPr>
-            <w:proofErr w:type="spellStart"/>
             <w:r>
               <w:rPr>
                 <w:strike/>
               </w:rPr>
               <w:t>gi_auto_int</w:t>
             </w:r>
-            <w:proofErr w:type="spellEnd"/>
           </w:p>
         </w:tc>
         <w:tc>
@@ -668,50 +625,26 @@
               <w:rPr>
                 <w:strike/>
               </w:rPr>
-              <w:t xml:space="preserve">Integración automática, este </w:t>
-            </w:r>
-            <w:proofErr w:type="spellStart"/>
-            <w:r>
+              <w:t>Integración automática, este check al marcarlo se activar los N crons</w:t>
+            </w:r>
+          </w:p>
+        </w:tc>
+        <w:tc>
+          <w:tcPr>
+            <w:tcW w:w="2882" w:type="dxa"/>
+          </w:tcPr>
+          <w:p>
+            <w:pPr>
               <w:rPr>
                 <w:strike/>
               </w:rPr>
-              <w:t>check</w:t>
-            </w:r>
-            <w:proofErr w:type="spellEnd"/>
+            </w:pPr>
             <w:r>
               <w:rPr>
                 <w:strike/>
               </w:rPr>
-              <w:t xml:space="preserve"> al marcarlo se activar los N </w:t>
-            </w:r>
-            <w:proofErr w:type="spellStart"/>
-            <w:r>
-              <w:rPr>
-                <w:strike/>
-              </w:rPr>
-              <w:t>crons</w:t>
-            </w:r>
-            <w:proofErr w:type="spellEnd"/>
-          </w:p>
-        </w:tc>
-        <w:tc>
-          <w:tcPr>
-            <w:tcW w:w="2882" w:type="dxa"/>
-          </w:tcPr>
-          <w:p>
-            <w:pPr>
-              <w:rPr>
-                <w:strike/>
-              </w:rPr>
-            </w:pPr>
-            <w:proofErr w:type="spellStart"/>
-            <w:r>
-              <w:rPr>
-                <w:strike/>
-              </w:rPr>
               <w:t>Boolean</w:t>
             </w:r>
-            <w:proofErr w:type="spellEnd"/>
           </w:p>
         </w:tc>
       </w:tr>
@@ -726,14 +659,12 @@
                 <w:strike/>
               </w:rPr>
             </w:pPr>
-            <w:proofErr w:type="spellStart"/>
             <w:r>
               <w:rPr>
                 <w:strike/>
               </w:rPr>
               <w:t>gi_mang_stock</w:t>
             </w:r>
-            <w:proofErr w:type="spellEnd"/>
           </w:p>
         </w:tc>
         <w:tc>
@@ -750,56 +681,40 @@
               <w:rPr>
                 <w:strike/>
               </w:rPr>
-              <w:t xml:space="preserve">Integración de stock, en el caso de marcar este </w:t>
-            </w:r>
-            <w:proofErr w:type="spellStart"/>
+              <w:t xml:space="preserve">Integración de stock, en el caso de marcar este check se </w:t>
+            </w:r>
+            <w:proofErr w:type="gramStart"/>
             <w:r>
               <w:rPr>
                 <w:strike/>
               </w:rPr>
-              <w:t>check</w:t>
-            </w:r>
-            <w:proofErr w:type="spellEnd"/>
+              <w:t>habilitara</w:t>
+            </w:r>
+            <w:proofErr w:type="gramEnd"/>
             <w:r>
               <w:rPr>
                 <w:strike/>
               </w:rPr>
-              <w:t xml:space="preserve"> se </w:t>
-            </w:r>
-            <w:proofErr w:type="gramStart"/>
-            <w:r>
+              <w:t xml:space="preserve"> el botón de integración de stock</w:t>
+            </w:r>
+          </w:p>
+        </w:tc>
+        <w:tc>
+          <w:tcPr>
+            <w:tcW w:w="2882" w:type="dxa"/>
+          </w:tcPr>
+          <w:p>
+            <w:pPr>
               <w:rPr>
                 <w:strike/>
               </w:rPr>
-              <w:t>habilitara</w:t>
-            </w:r>
-            <w:proofErr w:type="gramEnd"/>
+            </w:pPr>
             <w:r>
               <w:rPr>
                 <w:strike/>
               </w:rPr>
-              <w:t xml:space="preserve"> el botón de integración de stock</w:t>
-            </w:r>
-          </w:p>
-        </w:tc>
-        <w:tc>
-          <w:tcPr>
-            <w:tcW w:w="2882" w:type="dxa"/>
-          </w:tcPr>
-          <w:p>
-            <w:pPr>
-              <w:rPr>
-                <w:strike/>
-              </w:rPr>
-            </w:pPr>
-            <w:proofErr w:type="spellStart"/>
-            <w:r>
-              <w:rPr>
-                <w:strike/>
-              </w:rPr>
               <w:t>Boolean</w:t>
             </w:r>
-            <w:proofErr w:type="spellEnd"/>
           </w:p>
         </w:tc>
       </w:tr>
@@ -809,13 +724,8 @@
             <w:tcW w:w="2881" w:type="dxa"/>
           </w:tcPr>
           <w:p>
-            <w:proofErr w:type="spellStart"/>
-            <w:r>
-              <w:t>gi</w:t>
-            </w:r>
-            <w:proofErr w:type="spellEnd"/>
-            <w:r>
-              <w:t>_</w:t>
+            <w:r>
+              <w:t>gi_</w:t>
             </w:r>
             <w:r>
               <w:rPr>
@@ -843,12 +753,10 @@
             <w:r>
               <w:t>Many2One (</w:t>
             </w:r>
-            <w:proofErr w:type="spellStart"/>
             <w:proofErr w:type="gramStart"/>
             <w:r>
               <w:t>res.partner</w:t>
             </w:r>
-            <w:proofErr w:type="spellEnd"/>
             <w:proofErr w:type="gramEnd"/>
             <w:r>
               <w:t>)</w:t>
@@ -862,11 +770,9 @@
             <w:tcW w:w="2881" w:type="dxa"/>
           </w:tcPr>
           <w:p>
-            <w:proofErr w:type="spellStart"/>
             <w:r>
               <w:t>gi_viewstocksale</w:t>
             </w:r>
-            <w:proofErr w:type="spellEnd"/>
           </w:p>
         </w:tc>
         <w:tc>
@@ -875,15 +781,7 @@
           </w:tcPr>
           <w:p>
             <w:r>
-              <w:t xml:space="preserve">Campo de parametrización de ver stock en ventas, (este campo tiene que estar vinculado a derechos de Odoo, para que </w:t>
-            </w:r>
-            <w:proofErr w:type="spellStart"/>
-            <w:r>
-              <w:t>odoo</w:t>
-            </w:r>
-            <w:proofErr w:type="spellEnd"/>
-            <w:r>
-              <w:t xml:space="preserve"> realice la gestión automática)</w:t>
+              <w:t>Campo de parametrización de ver stock en ventas, (este campo tiene que estar vinculado a derechos de Odoo, para que odoo realice la gestión automática)</w:t>
             </w:r>
           </w:p>
         </w:tc>
@@ -892,11 +790,9 @@
             <w:tcW w:w="2882" w:type="dxa"/>
           </w:tcPr>
           <w:p>
-            <w:proofErr w:type="spellStart"/>
             <w:r>
               <w:t>Boolean</w:t>
             </w:r>
-            <w:proofErr w:type="spellEnd"/>
           </w:p>
         </w:tc>
       </w:tr>
@@ -906,11 +802,9 @@
             <w:tcW w:w="2881" w:type="dxa"/>
           </w:tcPr>
           <w:p>
-            <w:proofErr w:type="spellStart"/>
             <w:r>
               <w:t>gi_tag_gamma</w:t>
             </w:r>
-            <w:proofErr w:type="spellEnd"/>
           </w:p>
         </w:tc>
         <w:tc>
@@ -919,7 +813,11 @@
           </w:tcPr>
           <w:p>
             <w:r>
-              <w:t xml:space="preserve">Campo donde se guardará los tags de artículo que </w:t>
+              <w:t xml:space="preserve">Campo donde se guardará los tags de </w:t>
+            </w:r>
+            <w:r>
+              <w:lastRenderedPageBreak/>
+              <w:t xml:space="preserve">artículo que </w:t>
             </w:r>
             <w:r>
               <w:t>deberán tener</w:t>
@@ -935,15 +833,8 @@
           </w:tcPr>
           <w:p>
             <w:r>
-              <w:t>Many2One (</w:t>
-            </w:r>
-            <w:proofErr w:type="spellStart"/>
-            <w:r>
-              <w:t>producto.tag</w:t>
-            </w:r>
-            <w:proofErr w:type="spellEnd"/>
-            <w:r>
-              <w:t>)</w:t>
+              <w:lastRenderedPageBreak/>
+              <w:t>Many2One (producto.tag)</w:t>
             </w:r>
           </w:p>
         </w:tc>
@@ -976,35 +867,7 @@
         <w:rPr>
           <w:strike/>
         </w:rPr>
-        <w:t>Dentro de la ficha de artículos se creará un campo “</w:t>
-      </w:r>
-      <w:proofErr w:type="spellStart"/>
-      <w:r>
-        <w:rPr>
-          <w:strike/>
-        </w:rPr>
-        <w:t>gi_mang_gamma</w:t>
-      </w:r>
-      <w:proofErr w:type="spellEnd"/>
-      <w:r>
-        <w:rPr>
-          <w:strike/>
-        </w:rPr>
-        <w:t xml:space="preserve">” de tipo </w:t>
-      </w:r>
-      <w:proofErr w:type="spellStart"/>
-      <w:r>
-        <w:rPr>
-          <w:strike/>
-        </w:rPr>
-        <w:t>Boolean</w:t>
-      </w:r>
-      <w:proofErr w:type="spellEnd"/>
-      <w:r>
-        <w:rPr>
-          <w:strike/>
-        </w:rPr>
-        <w:t xml:space="preserve"> para determinar si es un artículo de gestión de gamma, lo mismo se hará en la categoría de producto. Siempre se tendrá que revisar el </w:t>
+        <w:t xml:space="preserve">Dentro de la ficha de artículos se creará un campo “gi_mang_gamma” de tipo Boolean para determinar si es un artículo de gestión de gamma, lo mismo se hará en la categoría de producto. Siempre se tendrá que revisar el </w:t>
       </w:r>
       <w:r>
         <w:rPr>
@@ -1101,7 +964,6 @@
                 <w:u w:val="single"/>
               </w:rPr>
             </w:pPr>
-            <w:proofErr w:type="spellStart"/>
             <w:r>
               <w:rPr>
                 <w:strike/>
@@ -1109,7 +971,6 @@
               </w:rPr>
               <w:t>gi_mang_gamma</w:t>
             </w:r>
-            <w:proofErr w:type="spellEnd"/>
           </w:p>
         </w:tc>
         <w:tc>
@@ -1143,7 +1004,6 @@
                 <w:u w:val="single"/>
               </w:rPr>
             </w:pPr>
-            <w:proofErr w:type="spellStart"/>
             <w:r>
               <w:rPr>
                 <w:strike/>
@@ -1151,7 +1011,6 @@
               </w:rPr>
               <w:t>Boolean</w:t>
             </w:r>
-            <w:proofErr w:type="spellEnd"/>
           </w:p>
         </w:tc>
       </w:tr>
@@ -1166,14 +1025,12 @@
                 <w:u w:val="single"/>
               </w:rPr>
             </w:pPr>
-            <w:proofErr w:type="spellStart"/>
             <w:r>
               <w:rPr>
                 <w:u w:val="single"/>
               </w:rPr>
               <w:t>gi_code_gamma</w:t>
             </w:r>
-            <w:proofErr w:type="spellEnd"/>
           </w:p>
         </w:tc>
         <w:tc>
@@ -1216,14 +1073,12 @@
                 <w:u w:val="single"/>
               </w:rPr>
             </w:pPr>
-            <w:proofErr w:type="spellStart"/>
             <w:r>
               <w:rPr>
                 <w:u w:val="single"/>
               </w:rPr>
               <w:t>Char</w:t>
             </w:r>
-            <w:proofErr w:type="spellEnd"/>
           </w:p>
         </w:tc>
       </w:tr>
@@ -1239,7 +1094,6 @@
                 <w:u w:val="single"/>
               </w:rPr>
             </w:pPr>
-            <w:proofErr w:type="spellStart"/>
             <w:r>
               <w:rPr>
                 <w:strike/>
@@ -1247,7 +1101,6 @@
               </w:rPr>
               <w:t>gi_stock_gamma</w:t>
             </w:r>
-            <w:proofErr w:type="spellEnd"/>
           </w:p>
         </w:tc>
         <w:tc>
@@ -1281,7 +1134,6 @@
                 <w:u w:val="single"/>
               </w:rPr>
             </w:pPr>
-            <w:proofErr w:type="spellStart"/>
             <w:r>
               <w:rPr>
                 <w:strike/>
@@ -1289,7 +1141,6 @@
               </w:rPr>
               <w:t>Float</w:t>
             </w:r>
-            <w:proofErr w:type="spellEnd"/>
           </w:p>
         </w:tc>
       </w:tr>
@@ -1335,13 +1186,8 @@
     <w:p/>
     <w:p>
       <w:r>
-        <w:t xml:space="preserve">El artículo será considero de integración Gamma en el caso que tenga la etiqueta configurada en </w:t>
-      </w:r>
-      <w:proofErr w:type="spellStart"/>
-      <w:r>
-        <w:t>settings</w:t>
-      </w:r>
-      <w:proofErr w:type="spellEnd"/>
+        <w:t>El artículo será considero de integración Gamma en el caso que tenga la etiqueta configurada en settings</w:t>
+      </w:r>
     </w:p>
     <w:p>
       <w:r>
@@ -1359,15 +1205,7 @@
         <w:t xml:space="preserve">una nueva pestaña “Integración gamma” que </w:t>
       </w:r>
       <w:r>
-        <w:t>será para la integración de gamma, todos los campos nuevos estarán ubicados en esta pestaña, menos “</w:t>
-      </w:r>
-      <w:proofErr w:type="spellStart"/>
-      <w:r>
-        <w:t>gi_mang_gamma</w:t>
-      </w:r>
-      <w:proofErr w:type="spellEnd"/>
-      <w:r>
-        <w:t xml:space="preserve">” que tiene que estar el nivel de cabecera del </w:t>
+        <w:t xml:space="preserve">será para la integración de gamma, todos los campos nuevos estarán ubicados en esta pestaña, menos “gi_mang_gamma” que tiene que estar el nivel de cabecera del </w:t>
       </w:r>
       <w:r>
         <w:t>artículo</w:t>
@@ -1405,7 +1243,7 @@
                     <pic:cNvPicPr/>
                   </pic:nvPicPr>
                   <pic:blipFill>
-                    <a:blip r:embed="rId7"/>
+                    <a:blip r:embed="rId8"/>
                     <a:stretch>
                       <a:fillRect/>
                     </a:stretch>
@@ -1444,35 +1282,7 @@
         <w:rPr>
           <w:strike/>
         </w:rPr>
-        <w:t xml:space="preserve">Dentro de la pantalla de productos se pondrá un </w:t>
-      </w:r>
-      <w:proofErr w:type="spellStart"/>
-      <w:r>
-        <w:rPr>
-          <w:strike/>
-        </w:rPr>
-        <w:t>smartbutton</w:t>
-      </w:r>
-      <w:proofErr w:type="spellEnd"/>
-      <w:r>
-        <w:rPr>
-          <w:strike/>
-        </w:rPr>
-        <w:t xml:space="preserve"> para poder ver de manera fácil el stock de ese producto en gamma. Al pulsar el </w:t>
-      </w:r>
-      <w:proofErr w:type="spellStart"/>
-      <w:r>
-        <w:rPr>
-          <w:strike/>
-        </w:rPr>
-        <w:t>smartbutton</w:t>
-      </w:r>
-      <w:proofErr w:type="spellEnd"/>
-      <w:r>
-        <w:rPr>
-          <w:strike/>
-        </w:rPr>
-        <w:t xml:space="preserve"> tiene que abrir la pantalla con el nuevo modelo de stock creado en la integración de stock</w:t>
+        <w:t>Dentro de la pantalla de productos se pondrá un smartbutton para poder ver de manera fácil el stock de ese producto en gamma. Al pulsar el smartbutton tiene que abrir la pantalla con el nuevo modelo de stock creado en la integración de stock</w:t>
       </w:r>
     </w:p>
     <w:p>
@@ -1496,7 +1306,7 @@
                     <pic:cNvPicPr/>
                   </pic:nvPicPr>
                   <pic:blipFill>
-                    <a:blip r:embed="rId8"/>
+                    <a:blip r:embed="rId9"/>
                     <a:stretch>
                       <a:fillRect/>
                     </a:stretch>
@@ -1540,13 +1350,8 @@
     </w:p>
     <w:p>
       <w:r>
-        <w:t xml:space="preserve">Para la gestión de la conexión con la API se creará una clase Python llamada </w:t>
-      </w:r>
-      <w:proofErr w:type="spellStart"/>
-      <w:r>
-        <w:t>GammaAPI</w:t>
-      </w:r>
-      <w:proofErr w:type="spellEnd"/>
+        <w:t>Para la gestión de la conexión con la API se creará una clase Python llamada GammaAPI</w:t>
+      </w:r>
     </w:p>
     <w:p>
       <w:r>
@@ -1561,11 +1366,9 @@
           <w:numId w:val="2"/>
         </w:numPr>
       </w:pPr>
-      <w:proofErr w:type="spellStart"/>
       <w:r>
         <w:t>Getstock</w:t>
       </w:r>
-      <w:proofErr w:type="spellEnd"/>
     </w:p>
     <w:p>
       <w:pPr>
@@ -1575,11 +1378,9 @@
           <w:numId w:val="2"/>
         </w:numPr>
       </w:pPr>
-      <w:proofErr w:type="spellStart"/>
       <w:r>
         <w:t>GetStockByItem</w:t>
       </w:r>
-      <w:proofErr w:type="spellEnd"/>
     </w:p>
     <w:p/>
     <w:p>
@@ -1588,34 +1389,18 @@
           <w:lang w:val="en-US"/>
         </w:rPr>
       </w:pPr>
-      <w:proofErr w:type="spellStart"/>
-      <w:r>
-        <w:rPr>
-          <w:lang w:val="en-US"/>
-        </w:rPr>
-        <w:t>Ejemplo</w:t>
-      </w:r>
-      <w:proofErr w:type="spellEnd"/>
-      <w:r>
-        <w:rPr>
-          <w:lang w:val="en-US"/>
-        </w:rPr>
-        <w:t xml:space="preserve"> de webservice </w:t>
-      </w:r>
-      <w:proofErr w:type="spellStart"/>
+      <w:r>
+        <w:rPr>
+          <w:lang w:val="en-US"/>
+        </w:rPr>
+        <w:t xml:space="preserve">Ejemplo de webservice </w:t>
+      </w:r>
       <w:proofErr w:type="gramStart"/>
       <w:r>
         <w:rPr>
           <w:lang w:val="en-US"/>
         </w:rPr>
-        <w:t>conection</w:t>
-      </w:r>
-      <w:proofErr w:type="spellEnd"/>
-      <w:r>
-        <w:rPr>
-          <w:lang w:val="en-US"/>
-        </w:rPr>
-        <w:t xml:space="preserve"> :</w:t>
+        <w:t>conection :</w:t>
       </w:r>
       <w:proofErr w:type="gramEnd"/>
     </w:p>
@@ -1638,20 +1423,12 @@
         </w:rPr>
         <w:t xml:space="preserve">class </w:t>
       </w:r>
-      <w:proofErr w:type="spellStart"/>
       <w:proofErr w:type="gramStart"/>
       <w:r>
         <w:rPr>
           <w:lang w:val="en-US"/>
         </w:rPr>
-        <w:t>BiotimeAPI</w:t>
-      </w:r>
-      <w:proofErr w:type="spellEnd"/>
-      <w:r>
-        <w:rPr>
-          <w:lang w:val="en-US"/>
-        </w:rPr>
-        <w:t>(</w:t>
+        <w:t>BiotimeAPI(</w:t>
       </w:r>
       <w:proofErr w:type="gramEnd"/>
       <w:r>
@@ -1678,16 +1455,157 @@
         <w:rPr>
           <w:lang w:val="en-US"/>
         </w:rPr>
-        <w:t>    def __</w:t>
-      </w:r>
-      <w:proofErr w:type="spellStart"/>
-      <w:r>
-        <w:rPr>
-          <w:lang w:val="en-US"/>
-        </w:rPr>
-        <w:t>init</w:t>
-      </w:r>
-      <w:proofErr w:type="spellEnd"/>
+        <w:t>    def __init_</w:t>
+      </w:r>
+      <w:proofErr w:type="gramStart"/>
+      <w:r>
+        <w:rPr>
+          <w:lang w:val="en-US"/>
+        </w:rPr>
+        <w:t>_(</w:t>
+      </w:r>
+      <w:proofErr w:type="gramEnd"/>
+      <w:r>
+        <w:rPr>
+          <w:lang w:val="en-US"/>
+        </w:rPr>
+        <w:t>self, device_tag, url):</w:t>
+      </w:r>
+    </w:p>
+    <w:p>
+      <w:pPr>
+        <w:rPr>
+          <w:lang w:val="en-US"/>
+        </w:rPr>
+      </w:pPr>
+      <w:r>
+        <w:rPr>
+          <w:lang w:val="en-US"/>
+        </w:rPr>
+        <w:t xml:space="preserve">        </w:t>
+      </w:r>
+      <w:proofErr w:type="gramStart"/>
+      <w:r>
+        <w:rPr>
+          <w:lang w:val="en-US"/>
+        </w:rPr>
+        <w:t>self.device</w:t>
+      </w:r>
+      <w:proofErr w:type="gramEnd"/>
+      <w:r>
+        <w:rPr>
+          <w:lang w:val="en-US"/>
+        </w:rPr>
+        <w:t>_tag = device_tag</w:t>
+      </w:r>
+    </w:p>
+    <w:p>
+      <w:pPr>
+        <w:rPr>
+          <w:lang w:val="en-US"/>
+        </w:rPr>
+      </w:pPr>
+      <w:r>
+        <w:rPr>
+          <w:lang w:val="en-US"/>
+        </w:rPr>
+        <w:t>        self.url = url</w:t>
+      </w:r>
+    </w:p>
+    <w:p>
+      <w:pPr>
+        <w:rPr>
+          <w:lang w:val="en-US"/>
+        </w:rPr>
+      </w:pPr>
+    </w:p>
+    <w:p>
+      <w:pPr>
+        <w:rPr>
+          <w:lang w:val="en-US"/>
+        </w:rPr>
+      </w:pPr>
+      <w:r>
+        <w:rPr>
+          <w:lang w:val="en-US"/>
+        </w:rPr>
+        <w:t>    def create_</w:t>
+      </w:r>
+      <w:proofErr w:type="gramStart"/>
+      <w:r>
+        <w:rPr>
+          <w:lang w:val="en-US"/>
+        </w:rPr>
+        <w:t>employee(</w:t>
+      </w:r>
+      <w:proofErr w:type="gramEnd"/>
+      <w:r>
+        <w:rPr>
+          <w:lang w:val="en-US"/>
+        </w:rPr>
+        <w:t>self, data):</w:t>
+      </w:r>
+    </w:p>
+    <w:p>
+      <w:pPr>
+        <w:rPr>
+          <w:lang w:val="en-US"/>
+        </w:rPr>
+      </w:pPr>
+      <w:r>
+        <w:rPr>
+          <w:lang w:val="en-US"/>
+        </w:rPr>
+        <w:t>        uri = self.url + '/personnel/api/employees/'</w:t>
+      </w:r>
+    </w:p>
+    <w:p>
+      <w:pPr>
+        <w:rPr>
+          <w:lang w:val="en-US"/>
+        </w:rPr>
+      </w:pPr>
+      <w:r>
+        <w:rPr>
+          <w:lang w:val="en-US"/>
+        </w:rPr>
+        <w:t xml:space="preserve">        headers </w:t>
+      </w:r>
+      <w:proofErr w:type="gramStart"/>
+      <w:r>
+        <w:rPr>
+          <w:lang w:val="en-US"/>
+        </w:rPr>
+        <w:t>= {'</w:t>
+      </w:r>
+      <w:proofErr w:type="gramEnd"/>
+      <w:r>
+        <w:rPr>
+          <w:lang w:val="en-US"/>
+        </w:rPr>
+        <w:t>Content-type': 'application/json',</w:t>
+      </w:r>
+    </w:p>
+    <w:p>
+      <w:pPr>
+        <w:rPr>
+          <w:lang w:val="en-US"/>
+        </w:rPr>
+      </w:pPr>
+      <w:r>
+        <w:rPr>
+          <w:lang w:val="en-US"/>
+        </w:rPr>
+        <w:t xml:space="preserve">                   'Authorization': 'token ' + </w:t>
+      </w:r>
+      <w:proofErr w:type="gramStart"/>
+      <w:r>
+        <w:rPr>
+          <w:lang w:val="en-US"/>
+        </w:rPr>
+        <w:t>self.device</w:t>
+      </w:r>
+      <w:proofErr w:type="gramEnd"/>
       <w:r>
         <w:rPr>
           <w:lang w:val="en-US"/>
@@ -1699,429 +1617,85 @@
         <w:rPr>
           <w:lang w:val="en-US"/>
         </w:rPr>
-        <w:t>_(</w:t>
+        <w:t>tag.authentication</w:t>
       </w:r>
       <w:proofErr w:type="gramEnd"/>
       <w:r>
         <w:rPr>
           <w:lang w:val="en-US"/>
         </w:rPr>
-        <w:t xml:space="preserve">self, </w:t>
-      </w:r>
-      <w:proofErr w:type="spellStart"/>
-      <w:r>
-        <w:rPr>
-          <w:lang w:val="en-US"/>
-        </w:rPr>
-        <w:t>device_tag</w:t>
-      </w:r>
-      <w:proofErr w:type="spellEnd"/>
-      <w:r>
-        <w:rPr>
-          <w:lang w:val="en-US"/>
-        </w:rPr>
-        <w:t xml:space="preserve">, </w:t>
-      </w:r>
-      <w:proofErr w:type="spellStart"/>
-      <w:r>
-        <w:rPr>
-          <w:lang w:val="en-US"/>
-        </w:rPr>
-        <w:t>url</w:t>
-      </w:r>
-      <w:proofErr w:type="spellEnd"/>
-      <w:r>
-        <w:rPr>
-          <w:lang w:val="en-US"/>
-        </w:rPr>
-        <w:t>):</w:t>
-      </w:r>
-    </w:p>
-    <w:p>
-      <w:pPr>
-        <w:rPr>
-          <w:lang w:val="en-US"/>
-        </w:rPr>
-      </w:pPr>
+        <w:t>_token}</w:t>
+      </w:r>
+    </w:p>
+    <w:p>
+      <w:pPr>
+        <w:rPr>
+          <w:lang w:val="en-US"/>
+        </w:rPr>
+      </w:pPr>
+      <w:r>
+        <w:rPr>
+          <w:lang w:val="en-US"/>
+        </w:rPr>
+        <w:t xml:space="preserve">        r = </w:t>
+      </w:r>
+      <w:proofErr w:type="gramStart"/>
+      <w:r>
+        <w:rPr>
+          <w:lang w:val="en-US"/>
+        </w:rPr>
+        <w:t>requests.post(</w:t>
+      </w:r>
+      <w:proofErr w:type="gramEnd"/>
+      <w:r>
+        <w:rPr>
+          <w:lang w:val="en-US"/>
+        </w:rPr>
+        <w:t>uri, json=data, headers=headers)</w:t>
+      </w:r>
+    </w:p>
+    <w:p>
       <w:r>
         <w:rPr>
           <w:lang w:val="en-US"/>
         </w:rPr>
         <w:t xml:space="preserve">        </w:t>
       </w:r>
-      <w:proofErr w:type="spellStart"/>
+      <w:r>
+        <w:t>return r</w:t>
+      </w:r>
+    </w:p>
+    <w:p/>
+    <w:p>
+      <w:r>
+        <w:t>Ejemplo de creación de clase cuando sea necesario llamar al webservice:</w:t>
+      </w:r>
+    </w:p>
+    <w:p>
+      <w:pPr>
+        <w:rPr>
+          <w:lang w:val="en-US"/>
+        </w:rPr>
+      </w:pPr>
+      <w:r>
+        <w:rPr>
+          <w:lang w:val="en-US"/>
+        </w:rPr>
+        <w:t xml:space="preserve">biotime_api = </w:t>
+      </w:r>
       <w:proofErr w:type="gramStart"/>
       <w:r>
         <w:rPr>
           <w:lang w:val="en-US"/>
         </w:rPr>
-        <w:t>self.device</w:t>
+        <w:t>BiotimeAPI(</w:t>
       </w:r>
       <w:proofErr w:type="gramEnd"/>
       <w:r>
         <w:rPr>
           <w:lang w:val="en-US"/>
         </w:rPr>
-        <w:t>_tag</w:t>
-      </w:r>
-      <w:proofErr w:type="spellEnd"/>
-      <w:r>
-        <w:rPr>
-          <w:lang w:val="en-US"/>
-        </w:rPr>
-        <w:t xml:space="preserve"> = </w:t>
-      </w:r>
-      <w:proofErr w:type="spellStart"/>
-      <w:r>
-        <w:rPr>
-          <w:lang w:val="en-US"/>
-        </w:rPr>
-        <w:t>device_tag</w:t>
-      </w:r>
-      <w:proofErr w:type="spellEnd"/>
-    </w:p>
-    <w:p>
-      <w:pPr>
-        <w:rPr>
-          <w:lang w:val="en-US"/>
-        </w:rPr>
-      </w:pPr>
-      <w:r>
-        <w:rPr>
-          <w:lang w:val="en-US"/>
-        </w:rPr>
-        <w:t xml:space="preserve">        self.url = </w:t>
-      </w:r>
-      <w:proofErr w:type="spellStart"/>
-      <w:r>
-        <w:rPr>
-          <w:lang w:val="en-US"/>
-        </w:rPr>
-        <w:t>url</w:t>
-      </w:r>
-      <w:proofErr w:type="spellEnd"/>
-    </w:p>
-    <w:p>
-      <w:pPr>
-        <w:rPr>
-          <w:lang w:val="en-US"/>
-        </w:rPr>
-      </w:pPr>
-    </w:p>
-    <w:p>
-      <w:pPr>
-        <w:rPr>
-          <w:lang w:val="en-US"/>
-        </w:rPr>
-      </w:pPr>
-      <w:r>
-        <w:rPr>
-          <w:lang w:val="en-US"/>
-        </w:rPr>
-        <w:t xml:space="preserve">    def </w:t>
-      </w:r>
-      <w:proofErr w:type="spellStart"/>
-      <w:r>
-        <w:rPr>
-          <w:lang w:val="en-US"/>
-        </w:rPr>
-        <w:t>create_</w:t>
-      </w:r>
-      <w:proofErr w:type="gramStart"/>
-      <w:r>
-        <w:rPr>
-          <w:lang w:val="en-US"/>
-        </w:rPr>
-        <w:t>employee</w:t>
-      </w:r>
-      <w:proofErr w:type="spellEnd"/>
-      <w:r>
-        <w:rPr>
-          <w:lang w:val="en-US"/>
-        </w:rPr>
-        <w:t>(</w:t>
-      </w:r>
-      <w:proofErr w:type="gramEnd"/>
-      <w:r>
-        <w:rPr>
-          <w:lang w:val="en-US"/>
-        </w:rPr>
-        <w:t>self, data):</w:t>
-      </w:r>
-    </w:p>
-    <w:p>
-      <w:pPr>
-        <w:rPr>
-          <w:lang w:val="en-US"/>
-        </w:rPr>
-      </w:pPr>
-      <w:r>
-        <w:rPr>
-          <w:lang w:val="en-US"/>
-        </w:rPr>
-        <w:t xml:space="preserve">        </w:t>
-      </w:r>
-      <w:proofErr w:type="spellStart"/>
-      <w:r>
-        <w:rPr>
-          <w:lang w:val="en-US"/>
-        </w:rPr>
-        <w:t>uri</w:t>
-      </w:r>
-      <w:proofErr w:type="spellEnd"/>
-      <w:r>
-        <w:rPr>
-          <w:lang w:val="en-US"/>
-        </w:rPr>
-        <w:t xml:space="preserve"> = self.url + '/personnel/</w:t>
-      </w:r>
-      <w:proofErr w:type="spellStart"/>
-      <w:r>
-        <w:rPr>
-          <w:lang w:val="en-US"/>
-        </w:rPr>
-        <w:t>api</w:t>
-      </w:r>
-      <w:proofErr w:type="spellEnd"/>
-      <w:r>
-        <w:rPr>
-          <w:lang w:val="en-US"/>
-        </w:rPr>
-        <w:t>/employees/'</w:t>
-      </w:r>
-    </w:p>
-    <w:p>
-      <w:pPr>
-        <w:rPr>
-          <w:lang w:val="en-US"/>
-        </w:rPr>
-      </w:pPr>
-      <w:r>
-        <w:rPr>
-          <w:lang w:val="en-US"/>
-        </w:rPr>
-        <w:t xml:space="preserve">        headers </w:t>
-      </w:r>
-      <w:proofErr w:type="gramStart"/>
-      <w:r>
-        <w:rPr>
-          <w:lang w:val="en-US"/>
-        </w:rPr>
-        <w:t>= {'</w:t>
-      </w:r>
-      <w:proofErr w:type="gramEnd"/>
-      <w:r>
-        <w:rPr>
-          <w:lang w:val="en-US"/>
-        </w:rPr>
-        <w:t>Content-type': 'application/</w:t>
-      </w:r>
-      <w:proofErr w:type="spellStart"/>
-      <w:r>
-        <w:rPr>
-          <w:lang w:val="en-US"/>
-        </w:rPr>
-        <w:t>json</w:t>
-      </w:r>
-      <w:proofErr w:type="spellEnd"/>
-      <w:r>
-        <w:rPr>
-          <w:lang w:val="en-US"/>
-        </w:rPr>
-        <w:t>',</w:t>
-      </w:r>
-    </w:p>
-    <w:p>
-      <w:pPr>
-        <w:rPr>
-          <w:lang w:val="en-US"/>
-        </w:rPr>
-      </w:pPr>
-      <w:r>
-        <w:rPr>
-          <w:lang w:val="en-US"/>
-        </w:rPr>
-        <w:t xml:space="preserve">                   'Authorization': 'token ' + </w:t>
-      </w:r>
-      <w:proofErr w:type="spellStart"/>
-      <w:proofErr w:type="gramStart"/>
-      <w:r>
-        <w:rPr>
-          <w:lang w:val="en-US"/>
-        </w:rPr>
-        <w:t>self.device</w:t>
-      </w:r>
-      <w:proofErr w:type="gramEnd"/>
-      <w:r>
-        <w:rPr>
-          <w:lang w:val="en-US"/>
-        </w:rPr>
-        <w:t>_</w:t>
-      </w:r>
-      <w:proofErr w:type="gramStart"/>
-      <w:r>
-        <w:rPr>
-          <w:lang w:val="en-US"/>
-        </w:rPr>
-        <w:t>tag.authentication</w:t>
-      </w:r>
-      <w:proofErr w:type="gramEnd"/>
-      <w:r>
-        <w:rPr>
-          <w:lang w:val="en-US"/>
-        </w:rPr>
-        <w:t>_token</w:t>
-      </w:r>
-      <w:proofErr w:type="spellEnd"/>
-      <w:r>
-        <w:rPr>
-          <w:lang w:val="en-US"/>
-        </w:rPr>
-        <w:t>}</w:t>
-      </w:r>
-    </w:p>
-    <w:p>
-      <w:pPr>
-        <w:rPr>
-          <w:lang w:val="en-US"/>
-        </w:rPr>
-      </w:pPr>
-      <w:r>
-        <w:rPr>
-          <w:lang w:val="en-US"/>
-        </w:rPr>
-        <w:t xml:space="preserve">        r = </w:t>
-      </w:r>
-      <w:proofErr w:type="spellStart"/>
-      <w:proofErr w:type="gramStart"/>
-      <w:r>
-        <w:rPr>
-          <w:lang w:val="en-US"/>
-        </w:rPr>
-        <w:t>requests.post</w:t>
-      </w:r>
-      <w:proofErr w:type="spellEnd"/>
-      <w:r>
-        <w:rPr>
-          <w:lang w:val="en-US"/>
-        </w:rPr>
-        <w:t>(</w:t>
-      </w:r>
-      <w:proofErr w:type="spellStart"/>
-      <w:proofErr w:type="gramEnd"/>
-      <w:r>
-        <w:rPr>
-          <w:lang w:val="en-US"/>
-        </w:rPr>
-        <w:t>uri</w:t>
-      </w:r>
-      <w:proofErr w:type="spellEnd"/>
-      <w:r>
-        <w:rPr>
-          <w:lang w:val="en-US"/>
-        </w:rPr>
-        <w:t xml:space="preserve">, </w:t>
-      </w:r>
-      <w:proofErr w:type="spellStart"/>
-      <w:r>
-        <w:rPr>
-          <w:lang w:val="en-US"/>
-        </w:rPr>
-        <w:t>json</w:t>
-      </w:r>
-      <w:proofErr w:type="spellEnd"/>
-      <w:r>
-        <w:rPr>
-          <w:lang w:val="en-US"/>
-        </w:rPr>
-        <w:t>=data, headers=headers)</w:t>
-      </w:r>
-    </w:p>
-    <w:p>
-      <w:r>
-        <w:rPr>
-          <w:lang w:val="en-US"/>
-        </w:rPr>
-        <w:t xml:space="preserve">        </w:t>
-      </w:r>
-      <w:proofErr w:type="spellStart"/>
-      <w:r>
-        <w:t>return</w:t>
-      </w:r>
-      <w:proofErr w:type="spellEnd"/>
-      <w:r>
-        <w:t xml:space="preserve"> r</w:t>
-      </w:r>
-    </w:p>
-    <w:p/>
-    <w:p>
-      <w:r>
-        <w:t xml:space="preserve">Ejemplo de creación de clase cuando sea necesario llamar al </w:t>
-      </w:r>
-      <w:proofErr w:type="spellStart"/>
-      <w:r>
-        <w:t>webservice</w:t>
-      </w:r>
-      <w:proofErr w:type="spellEnd"/>
-      <w:r>
-        <w:t>:</w:t>
-      </w:r>
-    </w:p>
-    <w:p>
-      <w:pPr>
-        <w:rPr>
-          <w:lang w:val="en-US"/>
-        </w:rPr>
-      </w:pPr>
-      <w:proofErr w:type="spellStart"/>
-      <w:r>
-        <w:rPr>
-          <w:lang w:val="en-US"/>
-        </w:rPr>
-        <w:t>biotime_api</w:t>
-      </w:r>
-      <w:proofErr w:type="spellEnd"/>
-      <w:r>
-        <w:rPr>
-          <w:lang w:val="en-US"/>
-        </w:rPr>
-        <w:t xml:space="preserve"> = </w:t>
-      </w:r>
-      <w:proofErr w:type="spellStart"/>
-      <w:proofErr w:type="gramStart"/>
-      <w:r>
-        <w:rPr>
-          <w:lang w:val="en-US"/>
-        </w:rPr>
-        <w:t>BiotimeAPI</w:t>
-      </w:r>
-      <w:proofErr w:type="spellEnd"/>
-      <w:r>
-        <w:rPr>
-          <w:lang w:val="en-US"/>
-        </w:rPr>
-        <w:t>(</w:t>
-      </w:r>
-      <w:proofErr w:type="gramEnd"/>
-      <w:r>
-        <w:rPr>
-          <w:lang w:val="en-US"/>
-        </w:rPr>
-        <w:t xml:space="preserve">self, </w:t>
-      </w:r>
-      <w:proofErr w:type="spellStart"/>
-      <w:r>
-        <w:rPr>
-          <w:lang w:val="en-US"/>
-        </w:rPr>
-        <w:t>device_api_base_url</w:t>
-      </w:r>
-      <w:proofErr w:type="spellEnd"/>
-      <w:r>
-        <w:rPr>
-          <w:lang w:val="en-US"/>
-        </w:rPr>
-        <w:t>)</w:t>
+        <w:t>self, device_api_base_url)</w:t>
       </w:r>
     </w:p>
     <w:p>
@@ -2169,29 +1743,8 @@
     </w:p>
     <w:p>
       <w:r>
-        <w:t xml:space="preserve">Para realizar la integración de stock se creará un módulo de tipo </w:t>
-      </w:r>
-      <w:proofErr w:type="spellStart"/>
-      <w:r>
-        <w:t>wizard</w:t>
-      </w:r>
-      <w:proofErr w:type="spellEnd"/>
-      <w:r>
-        <w:t xml:space="preserve"> que deberá tener un método que sea </w:t>
-      </w:r>
-      <w:proofErr w:type="spellStart"/>
-      <w:r>
-        <w:t>getstock</w:t>
-      </w:r>
-      <w:proofErr w:type="spellEnd"/>
-      <w:r>
-        <w:t xml:space="preserve"> y </w:t>
-      </w:r>
-      <w:proofErr w:type="spellStart"/>
-      <w:r>
-        <w:t>getstockbyitem</w:t>
-      </w:r>
-      <w:proofErr w:type="spellEnd"/>
+        <w:t>Para realizar la integración de stock se creará un módulo de tipo wizard que deberá tener un método que sea getstock y getstockbyitem</w:t>
+      </w:r>
       <w:r>
         <w:t xml:space="preserve">, se </w:t>
       </w:r>
@@ -2221,13 +1774,8 @@
       </w:r>
     </w:p>
     <w:p>
-      <w:proofErr w:type="spellStart"/>
-      <w:r>
-        <w:t>Getstock</w:t>
-      </w:r>
-      <w:proofErr w:type="spellEnd"/>
-      <w:r>
-        <w:t xml:space="preserve"> </w:t>
+      <w:r>
+        <w:t xml:space="preserve">Getstock </w:t>
       </w:r>
       <w:r>
         <w:sym w:font="Wingdings" w:char="F0E0"/>
@@ -2368,21 +1916,7 @@
               <w:rPr>
                 <w:lang w:val="en-US"/>
               </w:rPr>
-              <w:t>            "</w:t>
-            </w:r>
-            <w:proofErr w:type="spellStart"/>
-            <w:r>
-              <w:rPr>
-                <w:lang w:val="en-US"/>
-              </w:rPr>
-              <w:t>ItemCode</w:t>
-            </w:r>
-            <w:proofErr w:type="spellEnd"/>
-            <w:r>
-              <w:rPr>
-                <w:lang w:val="en-US"/>
-              </w:rPr>
-              <w:t>": </w:t>
+              <w:t>            "ItemCode": </w:t>
             </w:r>
             <w:proofErr w:type="gramStart"/>
             <w:r>
@@ -2456,21 +1990,7 @@
               <w:rPr>
                 <w:lang w:val="en-US"/>
               </w:rPr>
-              <w:t>            "</w:t>
-            </w:r>
-            <w:proofErr w:type="spellStart"/>
-            <w:r>
-              <w:rPr>
-                <w:lang w:val="en-US"/>
-              </w:rPr>
-              <w:t>ItemCode</w:t>
-            </w:r>
-            <w:proofErr w:type="spellEnd"/>
-            <w:r>
-              <w:rPr>
-                <w:lang w:val="en-US"/>
-              </w:rPr>
-              <w:t>": </w:t>
+              <w:t>            "ItemCode": </w:t>
             </w:r>
             <w:proofErr w:type="gramStart"/>
             <w:r>
@@ -2544,21 +2064,7 @@
               <w:rPr>
                 <w:lang w:val="en-US"/>
               </w:rPr>
-              <w:t>            "</w:t>
-            </w:r>
-            <w:proofErr w:type="spellStart"/>
-            <w:r>
-              <w:rPr>
-                <w:lang w:val="en-US"/>
-              </w:rPr>
-              <w:t>ItemCode</w:t>
-            </w:r>
-            <w:proofErr w:type="spellEnd"/>
-            <w:r>
-              <w:rPr>
-                <w:lang w:val="en-US"/>
-              </w:rPr>
-              <w:t>": </w:t>
+              <w:t>            "ItemCode": </w:t>
             </w:r>
             <w:proofErr w:type="gramStart"/>
             <w:r>
@@ -2630,15 +2136,7 @@
               <w:t>            </w:t>
             </w:r>
             <w:r>
-              <w:t>"</w:t>
-            </w:r>
-            <w:proofErr w:type="spellStart"/>
-            <w:r>
-              <w:t>ItemCode</w:t>
-            </w:r>
-            <w:proofErr w:type="spellEnd"/>
-            <w:r>
-              <w:t>": </w:t>
+              <w:t>"ItemCode": </w:t>
             </w:r>
             <w:proofErr w:type="gramStart"/>
             <w:r>
@@ -2651,15 +2149,7 @@
           </w:p>
           <w:p>
             <w:r>
-              <w:t>            "</w:t>
-            </w:r>
-            <w:proofErr w:type="spellStart"/>
-            <w:r>
-              <w:t>Qty</w:t>
-            </w:r>
-            <w:proofErr w:type="spellEnd"/>
-            <w:r>
-              <w:t>": 0.000000</w:t>
+              <w:t>            "Qty": 0.000000</w:t>
             </w:r>
           </w:p>
           <w:p>
@@ -2673,27 +2163,14 @@
     </w:tbl>
     <w:p/>
     <w:p>
-      <w:proofErr w:type="spellStart"/>
-      <w:r>
-        <w:t>GetStockByItem</w:t>
-      </w:r>
-      <w:proofErr w:type="spellEnd"/>
-      <w:r>
-        <w:t xml:space="preserve"> </w:t>
+      <w:r>
+        <w:t xml:space="preserve">GetStockByItem </w:t>
       </w:r>
       <w:r>
         <w:sym w:font="Wingdings" w:char="F0E0"/>
       </w:r>
       <w:r>
-        <w:t xml:space="preserve"> como parámetro se traspasará el código de producto y se realizar una llamada del </w:t>
-      </w:r>
-      <w:proofErr w:type="spellStart"/>
-      <w:r>
-        <w:t>webservice</w:t>
-      </w:r>
-      <w:proofErr w:type="spellEnd"/>
-      <w:r>
-        <w:t xml:space="preserve"> filtrando por producto</w:t>
+        <w:t xml:space="preserve"> como parámetro se traspasará el código de producto y se realizar una llamada del webservice filtrando por producto</w:t>
       </w:r>
       <w:r>
         <w:t>, este método será llamado en las solicitudes de un artículo concreto.</w:t>
@@ -2829,21 +2306,7 @@
               <w:rPr>
                 <w:lang w:val="en-US"/>
               </w:rPr>
-              <w:t>            "</w:t>
-            </w:r>
-            <w:proofErr w:type="spellStart"/>
-            <w:r>
-              <w:rPr>
-                <w:lang w:val="en-US"/>
-              </w:rPr>
-              <w:t>ItemCode</w:t>
-            </w:r>
-            <w:proofErr w:type="spellEnd"/>
-            <w:r>
-              <w:rPr>
-                <w:lang w:val="en-US"/>
-              </w:rPr>
-              <w:t>": "K0226009",</w:t>
+              <w:t>            "ItemCode": "K0226009",</w:t>
             </w:r>
           </w:p>
           <w:p>
@@ -2854,15 +2317,7 @@
               <w:t>            </w:t>
             </w:r>
             <w:r>
-              <w:t>"</w:t>
-            </w:r>
-            <w:proofErr w:type="spellStart"/>
-            <w:r>
-              <w:t>Qty</w:t>
-            </w:r>
-            <w:proofErr w:type="spellEnd"/>
-            <w:r>
-              <w:t>": 0.000000</w:t>
+              <w:t>"Qty": 0.000000</w:t>
             </w:r>
           </w:p>
           <w:p>
@@ -2883,15 +2338,7 @@
           </w:p>
           <w:p>
             <w:r>
-              <w:t>    "</w:t>
-            </w:r>
-            <w:proofErr w:type="spellStart"/>
-            <w:r>
-              <w:t>quantity</w:t>
-            </w:r>
-            <w:proofErr w:type="spellEnd"/>
-            <w:r>
-              <w:t>": 1</w:t>
+              <w:t>    "quantity": 1</w:t>
             </w:r>
           </w:p>
           <w:p>
@@ -2926,21 +2373,7 @@
         <w:rPr>
           <w:strike/>
         </w:rPr>
-        <w:t>en la ficha de cada artículo en el campo “</w:t>
-      </w:r>
-      <w:proofErr w:type="spellStart"/>
-      <w:r>
-        <w:rPr>
-          <w:strike/>
-        </w:rPr>
-        <w:t>gi_stock_gamma</w:t>
-      </w:r>
-      <w:proofErr w:type="spellEnd"/>
-      <w:r>
-        <w:rPr>
-          <w:strike/>
-        </w:rPr>
-        <w:t>”</w:t>
+        <w:t>en la ficha de cada artículo en el campo “gi_stock_gamma”</w:t>
       </w:r>
     </w:p>
     <w:p/>
@@ -2948,18 +2381,13 @@
       <w:r>
         <w:t xml:space="preserve">En el modelo </w:t>
       </w:r>
-      <w:proofErr w:type="spellStart"/>
       <w:proofErr w:type="gramStart"/>
       <w:r>
         <w:t>sale.order</w:t>
       </w:r>
       <w:proofErr w:type="gramEnd"/>
       <w:r>
-        <w:t>.line</w:t>
-      </w:r>
-      <w:proofErr w:type="spellEnd"/>
-      <w:r>
-        <w:t xml:space="preserve"> se crear un campo calculado “compute” que obtendrá el stock de la ficha de artículo, en el caso que tenga marcada la parametrización de “ver stock en ventas”</w:t>
+        <w:t>.line se crear un campo calculado “compute” que obtendrá el stock de la ficha de artículo, en el caso que tenga marcada la parametrización de “ver stock en ventas”</w:t>
       </w:r>
       <w:r>
         <w:t xml:space="preserve">, dentro de la pantalla se </w:t>
@@ -2992,7 +2420,7 @@
                     <pic:cNvPicPr/>
                   </pic:nvPicPr>
                   <pic:blipFill>
-                    <a:blip r:embed="rId9"/>
+                    <a:blip r:embed="rId10"/>
                     <a:stretch>
                       <a:fillRect/>
                     </a:stretch>
@@ -3867,7 +3295,6 @@
   <w:style w:type="character" w:default="1" w:styleId="Fuentedeprrafopredeter">
     <w:name w:val="Default Paragraph Font"/>
     <w:uiPriority w:val="1"/>
-    <w:semiHidden/>
     <w:unhideWhenUsed/>
   </w:style>
   <w:style w:type="table" w:default="1" w:styleId="Tablanormal">
@@ -4230,6 +3657,29 @@
       <w:szCs w:val="20"/>
     </w:rPr>
   </w:style>
+  <w:style w:type="character" w:styleId="Hipervnculo">
+    <w:name w:val="Hyperlink"/>
+    <w:basedOn w:val="Fuentedeprrafopredeter"/>
+    <w:uiPriority w:val="99"/>
+    <w:unhideWhenUsed/>
+    <w:rsid w:val="0075195A"/>
+    <w:rPr>
+      <w:color w:val="467886" w:themeColor="hyperlink"/>
+      <w:u w:val="single"/>
+    </w:rPr>
+  </w:style>
+  <w:style w:type="character" w:styleId="Mencinsinresolver">
+    <w:name w:val="Unresolved Mention"/>
+    <w:basedOn w:val="Fuentedeprrafopredeter"/>
+    <w:uiPriority w:val="99"/>
+    <w:semiHidden/>
+    <w:unhideWhenUsed/>
+    <w:rsid w:val="0075195A"/>
+    <w:rPr>
+      <w:color w:val="605E5C"/>
+      <w:shd w:val="clear" w:color="auto" w:fill="E1DFDD"/>
+    </w:rPr>
+  </w:style>
 </w:styles>
 </file>
 
